--- a/1С_Предприятие/Вопросы для подготовки к дифференцируемому зачету.docx
+++ b/1С_Предприятие/Вопросы для подготовки к дифференцируемому зачету.docx
@@ -609,7 +609,7 @@
           <w:b/>
           <w:sz w:val="22"/>
         </w:rPr>
-        <w:t>Тема 3. Технологии разработки отчетов.</w:t>
+        <w:t>Технологии разработки отчетов.</w:t>
       </w:r>
     </w:p>
     <w:p>
@@ -843,7 +843,7 @@
           <w:sz w:val="22"/>
         </w:rPr>
         <w:lastRenderedPageBreak/>
-        <w:t xml:space="preserve">Тема 4. Основы администрирования, технологии </w:t>
+        <w:t xml:space="preserve">Основы администрирования, технологии </w:t>
       </w:r>
       <w:proofErr w:type="spellStart"/>
       <w:r>
@@ -1172,87 +1172,7 @@
           <w:sz w:val="28"/>
           <w:szCs w:val="28"/>
         </w:rPr>
-        <w:t>присвойте им следующие значения соответственно: «Иванов» (тип «Стр</w:t>
-      </w:r>
-      <w:r>
-        <w:rPr>
-          <w:rFonts w:cs="Times New Roman"/>
-          <w:sz w:val="28"/>
-          <w:szCs w:val="28"/>
-        </w:rPr>
-        <w:t>о</w:t>
-      </w:r>
-      <w:r>
-        <w:rPr>
-          <w:rFonts w:cs="Times New Roman"/>
-          <w:sz w:val="28"/>
-          <w:szCs w:val="28"/>
-        </w:rPr>
-        <w:t>ка»), «01.02.1989» (тип «Дата») и «1250» (тип «Число»). Используя эти пер</w:t>
-      </w:r>
-      <w:r>
-        <w:rPr>
-          <w:rFonts w:cs="Times New Roman"/>
-          <w:sz w:val="28"/>
-          <w:szCs w:val="28"/>
-        </w:rPr>
-        <w:t>е</w:t>
-      </w:r>
-      <w:r>
-        <w:rPr>
-          <w:rFonts w:cs="Times New Roman"/>
-          <w:sz w:val="28"/>
-          <w:szCs w:val="28"/>
-        </w:rPr>
-        <w:t>менные, необходимо сформировать строку с данными сотрудника в переме</w:t>
-      </w:r>
-      <w:r>
-        <w:rPr>
-          <w:rFonts w:cs="Times New Roman"/>
-          <w:sz w:val="28"/>
-          <w:szCs w:val="28"/>
-        </w:rPr>
-        <w:t>н</w:t>
-      </w:r>
-      <w:r>
-        <w:rPr>
-          <w:rFonts w:cs="Times New Roman"/>
-          <w:sz w:val="28"/>
-          <w:szCs w:val="28"/>
-        </w:rPr>
-        <w:t>ной «Результат» в следующем формате: «01.02.1989, Иванов, 1250 руб.». П</w:t>
-      </w:r>
-      <w:r>
-        <w:rPr>
-          <w:rFonts w:cs="Times New Roman"/>
-          <w:sz w:val="28"/>
-          <w:szCs w:val="28"/>
-        </w:rPr>
-        <w:t>о</w:t>
-      </w:r>
-      <w:r>
-        <w:rPr>
-          <w:rFonts w:cs="Times New Roman"/>
-          <w:sz w:val="28"/>
-          <w:szCs w:val="28"/>
-        </w:rPr>
-        <w:t>считайте количество дней с начала текущего года до дня рождения сотру</w:t>
-      </w:r>
-      <w:r>
-        <w:rPr>
-          <w:rFonts w:cs="Times New Roman"/>
-          <w:sz w:val="28"/>
-          <w:szCs w:val="28"/>
-        </w:rPr>
-        <w:t>д</w:t>
-      </w:r>
-      <w:r>
-        <w:rPr>
-          <w:rFonts w:cs="Times New Roman"/>
-          <w:sz w:val="28"/>
-          <w:szCs w:val="28"/>
-        </w:rPr>
-        <w:t>ника.</w:t>
+        <w:t>присвойте им следующие значения соответственно: «Иванов» (тип «Строка»), «01.02.1989» (тип «Дата») и «1250» (тип «Число»). Используя эти переменные, необходимо сформировать строку с данными сотрудника в переменной «Результат» в следующем формате: «01.02.1989, Иванов, 1250 руб.». Посчитайте количество дней с начала текущего года до дня рождения сотрудника.</w:t>
       </w:r>
     </w:p>
     <w:p>
@@ -1318,39 +1238,7 @@
           <w:sz w:val="28"/>
           <w:szCs w:val="28"/>
         </w:rPr>
-        <w:t>(Китай)» или «ВН-586 Вентилятор напол</w:t>
-      </w:r>
-      <w:r>
-        <w:rPr>
-          <w:rFonts w:eastAsia="Times New Roman" w:cs="Times New Roman"/>
-          <w:sz w:val="28"/>
-          <w:szCs w:val="28"/>
-        </w:rPr>
-        <w:t>ь</w:t>
-      </w:r>
-      <w:r>
-        <w:rPr>
-          <w:rFonts w:eastAsia="Times New Roman" w:cs="Times New Roman"/>
-          <w:sz w:val="28"/>
-          <w:szCs w:val="28"/>
-        </w:rPr>
-        <w:t>ный», необходимо извлечь артикулы (В-987 или ВН-586), учитывая, что а</w:t>
-      </w:r>
-      <w:r>
-        <w:rPr>
-          <w:rFonts w:eastAsia="Times New Roman" w:cs="Times New Roman"/>
-          <w:sz w:val="28"/>
-          <w:szCs w:val="28"/>
-        </w:rPr>
-        <w:t>р</w:t>
-      </w:r>
-      <w:r>
-        <w:rPr>
-          <w:rFonts w:eastAsia="Times New Roman" w:cs="Times New Roman"/>
-          <w:sz w:val="28"/>
-          <w:szCs w:val="28"/>
-        </w:rPr>
-        <w:t>тикулы могут иметь разную длину, но от названия артикул всегда отделен пробелом.</w:t>
+        <w:t>(Китай)» или «ВН-586 Вентилятор напольный», необходимо извлечь артикулы (В-987 или ВН-586), учитывая, что артикулы могут иметь разную длину, но от названия артикул всегда отделен пробелом.</w:t>
       </w:r>
     </w:p>
     <w:p>
@@ -1399,39 +1287,7 @@
           <w:sz w:val="28"/>
           <w:szCs w:val="28"/>
         </w:rPr>
-        <w:t>Пользователь вводит на форме любое число и произвольный текст. Е</w:t>
-      </w:r>
-      <w:r>
-        <w:rPr>
-          <w:rFonts w:eastAsia="Times New Roman" w:cs="Times New Roman"/>
-          <w:sz w:val="28"/>
-          <w:szCs w:val="28"/>
-        </w:rPr>
-        <w:t>с</w:t>
-      </w:r>
-      <w:r>
-        <w:rPr>
-          <w:rFonts w:eastAsia="Times New Roman" w:cs="Times New Roman"/>
-          <w:sz w:val="28"/>
-          <w:szCs w:val="28"/>
-        </w:rPr>
-        <w:t>ли пользователь ввел «1», то вывести текст в титульном регистре, если «2» -  в верхнем регистре, «3» – в нижнем регистре. В любом другом случае, ув</w:t>
-      </w:r>
-      <w:r>
-        <w:rPr>
-          <w:rFonts w:eastAsia="Times New Roman" w:cs="Times New Roman"/>
-          <w:sz w:val="28"/>
-          <w:szCs w:val="28"/>
-        </w:rPr>
-        <w:t>е</w:t>
-      </w:r>
-      <w:r>
-        <w:rPr>
-          <w:rFonts w:eastAsia="Times New Roman" w:cs="Times New Roman"/>
-          <w:sz w:val="28"/>
-          <w:szCs w:val="28"/>
-        </w:rPr>
-        <w:t>домите пользователя, что необходимо ввести 1, 2 или 3.</w:t>
+        <w:t>Пользователь вводит на форме любое число и произвольный текст. Если пользователь ввел «1», то вывести текст в титульном регистре, если «2» -  в верхнем регистре, «3» – в нижнем регистре. В любом другом случае, уведомите пользователя, что необходимо ввести 1, 2 или 3.</w:t>
       </w:r>
     </w:p>
     <w:p>
@@ -1491,23 +1347,7 @@
           <w:sz w:val="28"/>
           <w:szCs w:val="28"/>
         </w:rPr>
-        <w:t>Некоторый сотрудник должен отработать с 8 до 17 (норма 8 часов), включая час на обед, почасовая ставка – 500 руб. (вводится на форме). С</w:t>
-      </w:r>
-      <w:r>
-        <w:rPr>
-          <w:rFonts w:eastAsia="Times New Roman" w:cs="Times New Roman"/>
-          <w:sz w:val="28"/>
-          <w:szCs w:val="28"/>
-        </w:rPr>
-        <w:t>о</w:t>
-      </w:r>
-      <w:r>
-        <w:rPr>
-          <w:rFonts w:eastAsia="Times New Roman" w:cs="Times New Roman"/>
-          <w:sz w:val="28"/>
-          <w:szCs w:val="28"/>
-        </w:rPr>
-        <w:t xml:space="preserve">трудник интерактивно вводит время начала рабочего дня и время окончания рабочего дня. Если он превысил восьмичасовой рабочий день, то ставка первых двух сверхнормативных часов увеличивается в 1,5 раза, а последующих часов – в 2 раза. По условиям задачи в любом рабочем дне сотрудника есть 1 час на обед, который не оплачивается. Вычислите </w:t>
+        <w:t xml:space="preserve">Некоторый сотрудник должен отработать с 8 до 17 (норма 8 часов), включая час на обед, почасовая ставка – 500 руб. (вводится на форме). Сотрудник интерактивно вводит время начала рабочего дня и время окончания рабочего дня. Если он превысил восьмичасовой рабочий день, то ставка первых двух сверхнормативных часов увеличивается в 1,5 раза, а последующих часов – в 2 раза. По условиям задачи в любом рабочем дне сотрудника есть 1 час на обед, который не оплачивается. Вычислите </w:t>
       </w:r>
       <w:r>
         <w:rPr>
@@ -1523,23 +1363,7 @@
           <w:sz w:val="28"/>
           <w:szCs w:val="28"/>
         </w:rPr>
-        <w:t xml:space="preserve"> сотрудника за рабочий день. Для простоты пре</w:t>
-      </w:r>
-      <w:r>
-        <w:rPr>
-          <w:rFonts w:eastAsia="Times New Roman" w:cs="Times New Roman"/>
-          <w:sz w:val="28"/>
-          <w:szCs w:val="28"/>
-        </w:rPr>
-        <w:t>д</w:t>
-      </w:r>
-      <w:r>
-        <w:rPr>
-          <w:rFonts w:eastAsia="Times New Roman" w:cs="Times New Roman"/>
-          <w:sz w:val="28"/>
-          <w:szCs w:val="28"/>
-        </w:rPr>
-        <w:t xml:space="preserve">полагаем, что он работает ровные часы. </w:t>
+        <w:t xml:space="preserve"> сотрудника за рабочий день. Для простоты предполагаем, что он работает ровные часы. </w:t>
       </w:r>
     </w:p>
     <w:p>
@@ -1614,43 +1438,7 @@
           <w:sz w:val="28"/>
           <w:szCs w:val="28"/>
         </w:rPr>
-        <w:t xml:space="preserve"> Создайте экранную форму документа «Внесение оплаты» и на вкладке «Модуль» разместите процедуру, обеспечивающую автоматич</w:t>
-      </w:r>
-      <w:r>
-        <w:rPr>
-          <w:color w:val="000000"/>
-          <w:spacing w:val="1"/>
-          <w:sz w:val="28"/>
-          <w:szCs w:val="28"/>
-        </w:rPr>
-        <w:t>е</w:t>
-      </w:r>
-      <w:r>
-        <w:rPr>
-          <w:color w:val="000000"/>
-          <w:spacing w:val="1"/>
-          <w:sz w:val="28"/>
-          <w:szCs w:val="28"/>
-        </w:rPr>
-        <w:t>ское заполнение поля «Телефон» при заполнении поля «Слушатель» знач</w:t>
-      </w:r>
-      <w:r>
-        <w:rPr>
-          <w:color w:val="000000"/>
-          <w:spacing w:val="1"/>
-          <w:sz w:val="28"/>
-          <w:szCs w:val="28"/>
-        </w:rPr>
-        <w:t>е</w:t>
-      </w:r>
-      <w:r>
-        <w:rPr>
-          <w:color w:val="000000"/>
-          <w:spacing w:val="1"/>
-          <w:sz w:val="28"/>
-          <w:szCs w:val="28"/>
-        </w:rPr>
-        <w:t>нием из справочника «Слушатели»</w:t>
+        <w:t xml:space="preserve"> Создайте экранную форму документа «Внесение оплаты» и на вкладке «Модуль» разместите процедуру, обеспечивающую автоматическое заполнение поля «Телефон» при заполнении поля «Слушатель» значением из справочника «Слушатели»</w:t>
       </w:r>
     </w:p>
     <w:p>
